--- a/Volume 1/Chapter 09 - Memory Management/SPA_Vol1_Ch9_Lesson9_2_Heap_Memory.docx
+++ b/Volume 1/Chapter 09 - Memory Management/SPA_Vol1_Ch9_Lesson9_2_Heap_Memory.docx
@@ -499,6 +499,7 @@
         <w:pStyle w:val="ListBullet"/>
       </w:pPr>
       <w:r>
+        <w:lastRenderedPageBreak/>
         <w:t>main prints the record after create_record has returned, changes its port to 8443, prints it again, and prints the last-use line with the host name read from the record. C then calls free once; C++'s unique_ptr deletes the record when main ends; the other languages write no release.</w:t>
       </w:r>
     </w:p>
@@ -1628,39 +1629,39 @@
         <w:pStyle w:val="SourceCode"/>
       </w:pPr>
       <w:r>
-        <w:t xml:space="preserve">    // need not hold an address yet. The</w:t>
-      </w:r>
-    </w:p>
-    <w:p>
-      <w:pPr>
-        <w:pStyle w:val="SourceCode"/>
-      </w:pPr>
-      <w:r>
-        <w:t xml:space="preserve">    // memory stays reserved after this function returns, until free gives</w:t>
-      </w:r>
-    </w:p>
-    <w:p>
-      <w:pPr>
-        <w:pStyle w:val="SourceCode"/>
-      </w:pPr>
-      <w:r>
-        <w:t xml:space="preserve">    // it back. malloc returns NULL when no memory is left; the</w:t>
-      </w:r>
-    </w:p>
-    <w:p>
-      <w:pPr>
-        <w:pStyle w:val="SourceCode"/>
-      </w:pPr>
-      <w:r>
-        <w:t xml:space="preserve">    // Production-Minded version checks for that. The pointer, record, is</w:t>
-      </w:r>
-    </w:p>
-    <w:p>
-      <w:pPr>
-        <w:pStyle w:val="SourceCode"/>
-      </w:pPr>
-      <w:r>
-        <w:t xml:space="preserve">    // a local in this function's frame; the record it points to is not.</w:t>
+        <w:t xml:space="preserve">    // need not hold an address yet. The memory stays reserved after this</w:t>
+      </w:r>
+    </w:p>
+    <w:p>
+      <w:pPr>
+        <w:pStyle w:val="SourceCode"/>
+      </w:pPr>
+      <w:r>
+        <w:t xml:space="preserve">    // function returns, until free gives it back. malloc returns NULL when</w:t>
+      </w:r>
+    </w:p>
+    <w:p>
+      <w:pPr>
+        <w:pStyle w:val="SourceCode"/>
+      </w:pPr>
+      <w:r>
+        <w:t xml:space="preserve">    // no memory is left; the Production-Minded version checks for that.</w:t>
+      </w:r>
+    </w:p>
+    <w:p>
+      <w:pPr>
+        <w:pStyle w:val="SourceCode"/>
+      </w:pPr>
+      <w:r>
+        <w:t xml:space="preserve">    // The pointer, record, is a local in this function's frame; the record</w:t>
+      </w:r>
+    </w:p>
+    <w:p>
+      <w:pPr>
+        <w:pStyle w:val="SourceCode"/>
+      </w:pPr>
+      <w:r>
+        <w:t xml:space="preserve">    // it points to is not.</w:t>
       </w:r>
     </w:p>
     <w:p>
@@ -4674,7 +4675,7 @@
         <w:pStyle w:val="ListBullet"/>
       </w:pPr>
       <w:r>
-        <w:t>hostname is a std::string, which keeps its own characters on the heap and gives them back when the record is deleted, so the record owns its host name, as C's char array does.</w:t>
+        <w:t>hostname is a std::string, which keeps longer text on the heap and gives that memory back when the record is deleted, so the record owns its host name, as C's char array does.</w:t>
       </w:r>
     </w:p>
     <w:p>
@@ -12382,31 +12383,31 @@
       </w:rPr>
     </w:lvl>
   </w:abstractNum>
-  <w:num w:numId="1" w16cid:durableId="1365867701">
+  <w:num w:numId="1" w16cid:durableId="445153242">
     <w:abstractNumId w:val="8"/>
   </w:num>
-  <w:num w:numId="2" w16cid:durableId="737167121">
+  <w:num w:numId="2" w16cid:durableId="43607632">
     <w:abstractNumId w:val="6"/>
   </w:num>
-  <w:num w:numId="3" w16cid:durableId="861361248">
+  <w:num w:numId="3" w16cid:durableId="2143621078">
     <w:abstractNumId w:val="5"/>
   </w:num>
-  <w:num w:numId="4" w16cid:durableId="1177619712">
+  <w:num w:numId="4" w16cid:durableId="1819102860">
     <w:abstractNumId w:val="4"/>
   </w:num>
-  <w:num w:numId="5" w16cid:durableId="1481119608">
+  <w:num w:numId="5" w16cid:durableId="1094785069">
     <w:abstractNumId w:val="7"/>
   </w:num>
-  <w:num w:numId="6" w16cid:durableId="76556904">
+  <w:num w:numId="6" w16cid:durableId="2140294063">
     <w:abstractNumId w:val="3"/>
   </w:num>
-  <w:num w:numId="7" w16cid:durableId="487523894">
+  <w:num w:numId="7" w16cid:durableId="210266647">
     <w:abstractNumId w:val="2"/>
   </w:num>
-  <w:num w:numId="8" w16cid:durableId="1538812063">
+  <w:num w:numId="8" w16cid:durableId="1505702628">
     <w:abstractNumId w:val="1"/>
   </w:num>
-  <w:num w:numId="9" w16cid:durableId="1739085928">
+  <w:num w:numId="9" w16cid:durableId="848718544">
     <w:abstractNumId w:val="0"/>
   </w:num>
 </w:numbering>
